--- a/data/employees/EMP035/AST-EMP035-03.docx
+++ b/data/employees/EMP035/AST-EMP035-03.docx
@@ -7,10 +7,7 @@
         <w:pStyle w:val="Heading1"/>
       </w:pPr>
       <w:r>
-        <w:rPr>
-          <w:sz w:val="36"/>
-        </w:rPr>
-        <w:t>Design specification - EMP035</w:t>
+        <w:t>Ast Emp035 03 - EMP035</w:t>
       </w:r>
     </w:p>
     <w:p>
@@ -18,130 +15,32 @@
         <w:pStyle w:val="Heading2"/>
       </w:pPr>
       <w:r>
-        <w:t>Document Metadata</w:t>
-      </w:r>
-    </w:p>
-    <w:tbl>
-      <w:tblPr>
-        <w:tblStyle w:val="TableGrid"/>
-        <w:tblW w:type="auto" w:w="0"/>
-        <w:tblLook w:firstColumn="1" w:firstRow="1" w:lastColumn="0" w:lastRow="0" w:noHBand="0" w:noVBand="1" w:val="04A0"/>
-      </w:tblPr>
-      <w:tblGrid>
-        <w:gridCol w:w="4320"/>
-        <w:gridCol w:w="4320"/>
-      </w:tblGrid>
-      <w:tr>
-        <w:tc>
-          <w:tcPr>
-            <w:tcW w:type="dxa" w:w="4320"/>
-          </w:tcPr>
-          <w:p>
-            <w:r>
-              <w:t>Author</w:t>
-            </w:r>
-          </w:p>
-        </w:tc>
-        <w:tc>
-          <w:tcPr>
-            <w:tcW w:type="dxa" w:w="4320"/>
-          </w:tcPr>
-          <w:p>
-            <w:r>
-              <w:t>Casey Lee</w:t>
-            </w:r>
-          </w:p>
-        </w:tc>
-      </w:tr>
-      <w:tr>
-        <w:tc>
-          <w:tcPr>
-            <w:tcW w:type="dxa" w:w="4320"/>
-          </w:tcPr>
-          <w:p>
-            <w:r>
-              <w:t>Role / Department</w:t>
-            </w:r>
-          </w:p>
-        </w:tc>
-        <w:tc>
-          <w:tcPr>
-            <w:tcW w:type="dxa" w:w="4320"/>
-          </w:tcPr>
-          <w:p>
-            <w:r>
-              <w:t>Lead | IT</w:t>
-            </w:r>
-          </w:p>
-        </w:tc>
-      </w:tr>
-      <w:tr>
-        <w:tc>
-          <w:tcPr>
-            <w:tcW w:type="dxa" w:w="4320"/>
-          </w:tcPr>
-          <w:p>
-            <w:r>
-              <w:t>Location</w:t>
-            </w:r>
-          </w:p>
-        </w:tc>
-        <w:tc>
-          <w:tcPr>
-            <w:tcW w:type="dxa" w:w="4320"/>
-          </w:tcPr>
-          <w:p>
-            <w:r>
-              <w:t>Fremont</w:t>
-            </w:r>
-          </w:p>
-        </w:tc>
-      </w:tr>
-      <w:tr>
-        <w:tc>
-          <w:tcPr>
-            <w:tcW w:type="dxa" w:w="4320"/>
-          </w:tcPr>
-          <w:p>
-            <w:r>
-              <w:t>Last Modified</w:t>
-            </w:r>
-          </w:p>
-        </w:tc>
-        <w:tc>
-          <w:tcPr>
-            <w:tcW w:type="dxa" w:w="4320"/>
-          </w:tcPr>
-          <w:p>
-            <w:r>
-              <w:t>2025-02-08</w:t>
-            </w:r>
-          </w:p>
-        </w:tc>
-      </w:tr>
-    </w:tbl>
-    <w:p/>
-    <w:p>
-      <w:pPr>
-        <w:pStyle w:val="Heading2"/>
-      </w:pPr>
-      <w:r>
-        <w:t>Specification</w:t>
+        <w:t>Page 1</w:t>
       </w:r>
     </w:p>
     <w:p>
       <w:r>
-        <w:t>Design Specification: Zero-Trust Network Segmentation</w:t>
+        <w:t>Section 1: Data quality remediation. EMP035 contributes to ast emp035 03 through recurring collaboration, clear ownership boundaries, and measurable outcomes. The team captures decisions, open issues, and handoffs so that knowledge remains discoverable for future programs.</w:t>
       </w:r>
     </w:p>
     <w:p>
       <w:r>
-        <w:t>Version: 1.0</w:t>
+        <w:t>Section 2: Department KPI performance. EMP035 contributes to ast emp035 03 through recurring collaboration, clear ownership boundaries, and measurable outcomes. The team captures decisions, open issues, and handoffs so that knowledge remains discoverable for future programs.</w:t>
       </w:r>
     </w:p>
     <w:p>
       <w:r>
-        <w:t>This specification describes the implementation of micro-segmentation across the corporate network. Identity verification enforces MFA for all admin access. East-west traffic inspection is handled by the Azure Firewall Premium tier with IDPS signatures enabled.</w:t>
+        <w:t>Section 3: Operational risk review. EMP035 contributes to ast emp035 03 through recurring collaboration, clear ownership boundaries, and measurable outcomes. The team captures decisions, open issues, and handoffs so that knowledge remains discoverable for future programs.</w:t>
+      </w:r>
+    </w:p>
+    <w:p>
+      <w:r>
+        <w:t>Section 4: Customer escalation analysis. EMP035 contributes to ast emp035 03 through recurring collaboration, clear ownership boundaries, and measurable outcomes. The team captures decisions, open issues, and handoffs so that knowledge remains discoverable for future programs.</w:t>
+      </w:r>
+    </w:p>
+    <w:p>
+      <w:r>
+        <w:br w:type="page"/>
       </w:r>
     </w:p>
     <w:p>
@@ -149,12 +48,60 @@
         <w:pStyle w:val="Heading2"/>
       </w:pPr>
       <w:r>
-        <w:t>Author Competencies</w:t>
+        <w:t>Page 2</w:t>
       </w:r>
     </w:p>
     <w:p>
       <w:r>
-        <w:t>Azure AI, MLOps, TypeScript, Kusto</w:t>
+        <w:t>Section 1: Fabric semantic model planning. EMP035 contributes to ast emp035 03 through recurring collaboration, clear ownership boundaries, and measurable outcomes. The team captures decisions, open issues, and handoffs so that knowledge remains discoverable for future programs.</w:t>
+      </w:r>
+    </w:p>
+    <w:p>
+      <w:r>
+        <w:t>Section 2: Knowledge transfer and onboarding. EMP035 contributes to ast emp035 03 through recurring collaboration, clear ownership boundaries, and measurable outcomes. The team captures decisions, open issues, and handoffs so that knowledge remains discoverable for future programs.</w:t>
+      </w:r>
+    </w:p>
+    <w:p>
+      <w:r>
+        <w:t>Section 3: Customer escalation analysis. EMP035 contributes to ast emp035 03 through recurring collaboration, clear ownership boundaries, and measurable outcomes. The team captures decisions, open issues, and handoffs so that knowledge remains discoverable for future programs.</w:t>
+      </w:r>
+    </w:p>
+    <w:p>
+      <w:r>
+        <w:t>Section 4: Department KPI performance. EMP035 contributes to ast emp035 03 through recurring collaboration, clear ownership boundaries, and measurable outcomes. The team captures decisions, open issues, and handoffs so that knowledge remains discoverable for future programs.</w:t>
+      </w:r>
+    </w:p>
+    <w:p>
+      <w:r>
+        <w:br w:type="page"/>
+      </w:r>
+    </w:p>
+    <w:p>
+      <w:pPr>
+        <w:pStyle w:val="Heading2"/>
+      </w:pPr>
+      <w:r>
+        <w:t>Page 3</w:t>
+      </w:r>
+    </w:p>
+    <w:p>
+      <w:r>
+        <w:t>Section 1: Fabric semantic model planning. EMP035 contributes to ast emp035 03 through recurring collaboration, clear ownership boundaries, and measurable outcomes. The team captures decisions, open issues, and handoffs so that knowledge remains discoverable for future programs.</w:t>
+      </w:r>
+    </w:p>
+    <w:p>
+      <w:r>
+        <w:t>Section 2: Fabric semantic model planning. EMP035 contributes to ast emp035 03 through recurring collaboration, clear ownership boundaries, and measurable outcomes. The team captures decisions, open issues, and handoffs so that knowledge remains discoverable for future programs.</w:t>
+      </w:r>
+    </w:p>
+    <w:p>
+      <w:r>
+        <w:t>Section 3: Data quality remediation. EMP035 contributes to ast emp035 03 through recurring collaboration, clear ownership boundaries, and measurable outcomes. The team captures decisions, open issues, and handoffs so that knowledge remains discoverable for future programs.</w:t>
+      </w:r>
+    </w:p>
+    <w:p>
+      <w:r>
+        <w:t>Section 4: Department KPI performance. EMP035 contributes to ast emp035 03 through recurring collaboration, clear ownership boundaries, and measurable outcomes. The team captures decisions, open issues, and handoffs so that knowledge remains discoverable for future programs.</w:t>
       </w:r>
     </w:p>
     <w:sectPr>
